--- a/Programacion II/Kit docente/Clase 1/Quiz Clase 1 - VetCare.docx
+++ b/Programacion II/Kit docente/Clase 1/Quiz Clase 1 - VetCare.docx
@@ -253,7 +253,7 @@
           <w:color w:val="2B2B2B"/>
           <w:sz w:val="22"/>
         </w:rPr>
-        <w:t>5. Al imprimir un objeto sale 'vetcare.Mascota@6d06d69c'. Esto significa que:</w:t>
+        <w:t>5. Al imprimir un objeto sale 'clinica.Mascota@6d06d69c'. Esto significa que:</w:t>
       </w:r>
     </w:p>
     <w:p>
